--- a/docs/参赛资料/拾日软件设计资料初稿.docx
+++ b/docs/参赛资料/拾日软件设计资料初稿.docx
@@ -12,7 +12,7 @@
     </w:p>
     <w:p>
       <w:r>
-        <w:t>版本：1.0.0+8。本文根据当前项目代码编写，介绍软件要解决的问题、主要功能、程序结构和数据处理方式。</w:t>
+        <w:t>版本：1.0.0+9。本文根据当前项目代码编写，介绍软件要解决的问题、主要功能、程序结构和数据处理方式。</w:t>
       </w:r>
     </w:p>
     <w:p>
@@ -1137,7 +1137,7 @@
       <w:jc w:val="right"/>
     </w:pPr>
     <w:r>
-      <w:t xml:space="preserve">1.0.0+8  ·  </w:t>
+      <w:t xml:space="preserve">1.0.0+9  ·  </w:t>
     </w:r>
     <w:fldSimple w:instr="PAGE"/>
   </w:p>

--- a/docs/参赛资料/拾日软件设计资料初稿.docx
+++ b/docs/参赛资料/拾日软件设计资料初稿.docx
@@ -12,7 +12,7 @@
     </w:p>
     <w:p>
       <w:r>
-        <w:t>版本：1.0.0+9。本文根据当前项目代码编写，介绍软件要解决的问题、主要功能、程序结构和数据处理方式。</w:t>
+        <w:t>版本：1.1.1（Android构建12）。更新：2026-10-17。本文根据当前源码整理，完整功能入口见功能清单。</w:t>
       </w:r>
     </w:p>
     <w:p>
@@ -20,17 +20,17 @@
         <w:pStyle w:val="Heading1"/>
       </w:pPr>
       <w:r>
-        <w:t>一、软件要解决什么问题</w:t>
+        <w:t>一、产品目标与使用过程</w:t>
       </w:r>
     </w:p>
     <w:p>
       <w:r>
-        <w:t>大学生的时间安排通常分散在教务课表、群通知和自己的待办里。课表相对固定，通知可能只给开始时间，任务又常常只有截止日期。单独记录这些内容并不难，难的是临时变化后判断哪些安排受影响，以及任务还能放在什么时间做。</w:t>
+        <w:t>大学生的安排分散在教务课表、群通知和待办中。课程按周重复，临时活动经常只有开始时间，任务又可能只有一个截止日期。拾日把这些内容放在同一个学期下，帮助用户记录、查询、检查冲突和安排学习时间。</w:t>
       </w:r>
     </w:p>
     <w:p>
       <w:r>
-        <w:t>拾日将这些信息放在同一个学期内管理。用户可以查看课表，记录活动和任务，让助手整理通知，再为任务安排学习时间。软件生成的内容可以核对、修改和确认；不能确定的时间会保留未知。</w:t>
+        <w:t>典型过程是建立学期、导入课表、记下通知或待办、检查冲突并保存；需要学习方案时，再补充预计用时和可学习时段。临时变化后可以固定重要计划，只调整受影响的部分。普通手动操作与助手共用同一份记录。</w:t>
       </w:r>
     </w:p>
     <w:p>
@@ -38,140 +38,7 @@
         <w:pStyle w:val="Heading1"/>
       </w:pPr>
       <w:r>
-        <w:t>二、面向谁使用</w:t>
-      </w:r>
-    </w:p>
-    <w:p>
-      <w:r>
-        <w:t>主要使用者是需要管理课程、作业、考试和课外活动的大学生。典型使用过程如下：</w:t>
-      </w:r>
-    </w:p>
-    <w:p>
-      <w:r>
-        <w:t>1. 创建学期，填写开学日期和节次时间，导入或手工录入课表。</w:t>
-      </w:r>
-    </w:p>
-    <w:p>
-      <w:r>
-        <w:t>2. 在今日页查看当前和后续安排，在日程页查看周课表。</w:t>
-      </w:r>
-    </w:p>
-    <w:p>
-      <w:r>
-        <w:t>3. 将临时通知交给助手整理，核对时间、地点和冲突后保存。</w:t>
-      </w:r>
-    </w:p>
-    <w:p>
-      <w:r>
-        <w:t>4. 在任务页记录待办，填写剩余耗时，设置自己允许学习的时段。</w:t>
-      </w:r>
-    </w:p>
-    <w:p>
-      <w:r>
-        <w:t>5. 生成学习方案，核对后保存。临时活动影响方案时，再重新安排。</w:t>
-      </w:r>
-    </w:p>
-    <w:p>
-      <w:r>
-        <w:t>目前交付的是Android App。后端同时负责账户、数据保存、助手处理和排程，App不是完全离线运行的软件。</w:t>
-      </w:r>
-    </w:p>
-    <w:p>
-      <w:pPr>
-        <w:pStyle w:val="Heading1"/>
-      </w:pPr>
-      <w:r>
-        <w:t>三、主要功能</w:t>
-      </w:r>
-    </w:p>
-    <w:p>
-      <w:pPr>
-        <w:pStyle w:val="Heading2"/>
-      </w:pPr>
-      <w:r>
-        <w:t>1. 今日与日程</w:t>
-      </w:r>
-    </w:p>
-    <w:p>
-      <w:r>
-        <w:t>今日页集中展示当天和接下来要关注的内容。日程页提供周课表与列表，课程、临时活动和已安排的学习时间都可以在各自的详情中查看。</w:t>
-      </w:r>
-    </w:p>
-    <w:p>
-      <w:r>
-        <w:t>课程按学期、星期、周次和节次保存，再展开为具体日期上的课次。这样才能只调整某一次课，而不影响整门课程在其他周的安排。</w:t>
-      </w:r>
-    </w:p>
-    <w:p>
-      <w:pPr>
-        <w:pStyle w:val="Heading2"/>
-      </w:pPr>
-      <w:r>
-        <w:t>2. 任务与学习安排</w:t>
-      </w:r>
-    </w:p>
-    <w:p>
-      <w:r>
-        <w:t>任务记录“要完成什么”，例如实验报告。学习安排记录“准备什么时候做”，例如周六19:00—19:30写报告。排了30分钟不等于已经做完30分钟，任务进度需要另外更新。</w:t>
-      </w:r>
-    </w:p>
-    <w:p>
-      <w:r>
-        <w:t>任务可以暂时没有截止日期或耗时估计。记录时不必补齐所有信息；自动排程时才需要足够的信息来判断能否安排。普通任务没有填写开始时间，不会一律被认定为不能开始；明确要等待审批或材料的任务则保留等待条件。</w:t>
-      </w:r>
-    </w:p>
-    <w:p>
-      <w:pPr>
-        <w:pStyle w:val="Heading2"/>
-      </w:pPr>
-      <w:r>
-        <w:t>3. 通知助手</w:t>
-      </w:r>
-    </w:p>
-    <w:p>
-      <w:r>
-        <w:t>用户可以输入文字，也可以提供图片或语音。图片和语音先在服务器上转成文字，文字模型再提取事项并调用项目提供的查询和修改工具。</w:t>
-      </w:r>
-    </w:p>
-    <w:p>
-      <w:r>
-        <w:t>助手可以查日程、找空档、整理通知、提出修改或学习方案。需要用户决定的操作会先展示内容供核对。模型不能直接绕过服务端检查修改数据库。</w:t>
-      </w:r>
-    </w:p>
-    <w:p>
-      <w:pPr>
-        <w:pStyle w:val="Heading2"/>
-      </w:pPr>
-      <w:r>
-        <w:t>4. 提醒</w:t>
-      </w:r>
-    </w:p>
-    <w:p>
-      <w:r>
-        <w:t>App将符合条件的提醒交给Android本地通知系统，并在事项变更后更新提醒。权限和系统电量管理会影响实际到达；“退到后台”和系统设置里的“强制停止”不是同一种情况。</w:t>
-      </w:r>
-    </w:p>
-    <w:p>
-      <w:pPr>
-        <w:pStyle w:val="Heading1"/>
-      </w:pPr>
-      <w:r>
-        <w:t>四、整体结构</w:t>
-      </w:r>
-    </w:p>
-    <w:p>
-      <w:r>
-        <w:t>系统由Flutter客户端、FastAPI后端、数据库和后台处理进程组成。</w:t>
-      </w:r>
-    </w:p>
-    <w:p>
-      <w:r>
-        <w:t>客户端负责页面、输入、显示结果、登录状态和本地提醒。后端负责验证请求、查找当前用户的数据、检查冲突、生成方案并保存修改。PostgreSQL用于正式数据，测试可以使用临时SQLite。</w:t>
-      </w:r>
-    </w:p>
-    <w:p>
-      <w:r>
-        <w:t>后台进程处理耗时较长的模型请求和媒体识别。API收到请求后先保存任务，App再查询处理进度，避免一次接口调用长时间占住连接。</w:t>
+        <w:t>二、完整功能设计</w:t>
       </w:r>
     </w:p>
     <w:tbl>
@@ -181,440 +48,431 @@
         <w:tblLook w:firstColumn="1" w:firstRow="1" w:lastColumn="0" w:lastRow="0" w:noHBand="0" w:noVBand="1" w:val="04A0"/>
       </w:tblPr>
       <w:tblGrid>
-        <w:gridCol w:w="3137"/>
-        <w:gridCol w:w="3137"/>
-        <w:gridCol w:w="3137"/>
+        <w:gridCol w:w="4968"/>
+        <w:gridCol w:w="4968"/>
       </w:tblGrid>
       <w:tr>
         <w:trPr>
           <w:tblHeader/>
+          <w:cantSplit/>
         </w:trPr>
         <w:tc>
           <w:tcPr>
-            <w:tcW w:type="dxa" w:w="3137"/>
+            <w:tcW w:type="dxa" w:w="4968"/>
           </w:tcPr>
           <w:p>
-            <w:pPr>
-              <w:spacing w:after="80"/>
-            </w:pPr>
             <w:r>
               <w:rPr>
                 <w:sz w:val="18"/>
               </w:rPr>
-              <w:t>部分</w:t>
+              <w:t>模块</w:t>
             </w:r>
           </w:p>
         </w:tc>
         <w:tc>
           <w:tcPr>
-            <w:tcW w:type="dxa" w:w="3137"/>
+            <w:tcW w:type="dxa" w:w="4968"/>
           </w:tcPr>
           <w:p>
-            <w:pPr>
-              <w:spacing w:after="80"/>
-            </w:pPr>
             <w:r>
               <w:rPr>
                 <w:sz w:val="18"/>
               </w:rPr>
-              <w:t>主要技术</w:t>
+              <w:t>提供的内容</w:t>
+            </w:r>
+          </w:p>
+        </w:tc>
+      </w:tr>
+      <w:tr>
+        <w:trPr>
+          <w:cantSplit/>
+        </w:trPr>
+        <w:tc>
+          <w:tcPr>
+            <w:tcW w:type="dxa" w:w="4968"/>
+          </w:tcPr>
+          <w:p>
+            <w:r>
+              <w:rPr>
+                <w:sz w:val="18"/>
+              </w:rPr>
+              <w:t>账号与资料</w:t>
             </w:r>
           </w:p>
         </w:tc>
         <w:tc>
           <w:tcPr>
-            <w:tcW w:type="dxa" w:w="3137"/>
+            <w:tcW w:type="dxa" w:w="4968"/>
           </w:tcPr>
           <w:p>
-            <w:pPr>
-              <w:spacing w:after="80"/>
-            </w:pPr>
             <w:r>
               <w:rPr>
                 <w:sz w:val="18"/>
               </w:rPr>
-              <w:t>项目位置</w:t>
+              <w:t>注册、登录、恢复码、重置密码、退出，个人与学习偏好、首次引导和使用说明</w:t>
             </w:r>
           </w:p>
         </w:tc>
       </w:tr>
       <w:tr>
+        <w:trPr>
+          <w:cantSplit/>
+        </w:trPr>
         <w:tc>
           <w:tcPr>
-            <w:tcW w:type="dxa" w:w="3137"/>
+            <w:tcW w:type="dxa" w:w="4968"/>
           </w:tcPr>
           <w:p>
-            <w:pPr>
-              <w:spacing w:after="80"/>
-            </w:pPr>
             <w:r>
               <w:rPr>
                 <w:sz w:val="18"/>
               </w:rPr>
-              <w:t>Android客户端</w:t>
+              <w:t>学期与课程</w:t>
             </w:r>
           </w:p>
         </w:tc>
         <w:tc>
           <w:tcPr>
-            <w:tcW w:type="dxa" w:w="3137"/>
+            <w:tcW w:type="dxa" w:w="4968"/>
           </w:tcPr>
           <w:p>
-            <w:pPr>
-              <w:spacing w:after="80"/>
-            </w:pPr>
             <w:r>
               <w:rPr>
                 <w:sz w:val="18"/>
               </w:rPr>
-              <w:t>Flutter、Riverpod、go_router</w:t>
+              <w:t>创建及切换学期、完整节次编辑、河南工大及黑大导入、手动录入、课程详情、课次调整和请假</w:t>
+            </w:r>
+          </w:p>
+        </w:tc>
+      </w:tr>
+      <w:tr>
+        <w:trPr>
+          <w:cantSplit/>
+        </w:trPr>
+        <w:tc>
+          <w:tcPr>
+            <w:tcW w:type="dxa" w:w="4968"/>
+          </w:tcPr>
+          <w:p>
+            <w:r>
+              <w:rPr>
+                <w:sz w:val="18"/>
+              </w:rPr>
+              <w:t>今日</w:t>
             </w:r>
           </w:p>
         </w:tc>
         <w:tc>
           <w:tcPr>
-            <w:tcW w:type="dxa" w:w="3137"/>
+            <w:tcW w:type="dxa" w:w="4968"/>
           </w:tcPr>
           <w:p>
-            <w:pPr>
-              <w:spacing w:after="80"/>
-            </w:pPr>
             <w:r>
               <w:rPr>
                 <w:sz w:val="18"/>
               </w:rPr>
-              <w:t>apps/mobile/lib</w:t>
+              <w:t>当前及后续安排、待办、考试信息、空档建议、本周忙闲、内容与排序设置</w:t>
             </w:r>
           </w:p>
         </w:tc>
       </w:tr>
       <w:tr>
+        <w:trPr>
+          <w:cantSplit/>
+        </w:trPr>
         <w:tc>
           <w:tcPr>
-            <w:tcW w:type="dxa" w:w="3137"/>
+            <w:tcW w:type="dxa" w:w="4968"/>
           </w:tcPr>
           <w:p>
-            <w:pPr>
-              <w:spacing w:after="80"/>
-            </w:pPr>
             <w:r>
               <w:rPr>
                 <w:sz w:val="18"/>
               </w:rPr>
-              <w:t>后端接口</w:t>
+              <w:t>日程</w:t>
             </w:r>
           </w:p>
         </w:tc>
         <w:tc>
           <w:tcPr>
-            <w:tcW w:type="dxa" w:w="3137"/>
+            <w:tcW w:type="dxa" w:w="4968"/>
           </w:tcPr>
           <w:p>
-            <w:pPr>
-              <w:spacing w:after="80"/>
-            </w:pPr>
             <w:r>
               <w:rPr>
                 <w:sz w:val="18"/>
               </w:rPr>
-              <w:t>Python、FastAPI</w:t>
+              <w:t>周课表、列表、切周及日期定位、日程新增和修改、未知时间展示、详情与历史</w:t>
+            </w:r>
+          </w:p>
+        </w:tc>
+      </w:tr>
+      <w:tr>
+        <w:trPr>
+          <w:cantSplit/>
+        </w:trPr>
+        <w:tc>
+          <w:tcPr>
+            <w:tcW w:type="dxa" w:w="4968"/>
+          </w:tcPr>
+          <w:p>
+            <w:r>
+              <w:rPr>
+                <w:sz w:val="18"/>
+              </w:rPr>
+              <w:t>任务与考试</w:t>
             </w:r>
           </w:p>
         </w:tc>
         <w:tc>
           <w:tcPr>
-            <w:tcW w:type="dxa" w:w="3137"/>
+            <w:tcW w:type="dxa" w:w="4968"/>
           </w:tcPr>
           <w:p>
-            <w:pPr>
-              <w:spacing w:after="80"/>
-            </w:pPr>
             <w:r>
               <w:rPr>
                 <w:sz w:val="18"/>
               </w:rPr>
-              <w:t>services/api/app</w:t>
+              <w:t>任务、作业、考试记录，状态、排序、批量操作、关联课程、提醒与进度</w:t>
             </w:r>
           </w:p>
         </w:tc>
       </w:tr>
       <w:tr>
+        <w:trPr>
+          <w:cantSplit/>
+        </w:trPr>
         <w:tc>
           <w:tcPr>
-            <w:tcW w:type="dxa" w:w="3137"/>
+            <w:tcW w:type="dxa" w:w="4968"/>
           </w:tcPr>
           <w:p>
-            <w:pPr>
-              <w:spacing w:after="80"/>
-            </w:pPr>
             <w:r>
               <w:rPr>
                 <w:sz w:val="18"/>
               </w:rPr>
-              <w:t>数据访问与升级</w:t>
+              <w:t>通知助手</w:t>
             </w:r>
           </w:p>
         </w:tc>
         <w:tc>
           <w:tcPr>
-            <w:tcW w:type="dxa" w:w="3137"/>
+            <w:tcW w:type="dxa" w:w="4968"/>
           </w:tcPr>
           <w:p>
-            <w:pPr>
-              <w:spacing w:after="80"/>
-            </w:pPr>
             <w:r>
               <w:rPr>
                 <w:sz w:val="18"/>
               </w:rPr>
-              <w:t>SQLAlchemy、Alembic、PostgreSQL</w:t>
+              <w:t>文字、图片、语音、系统分享和剪贴板入口，查询、多轮更正、预览编辑、确认、回执、核实与撤销</w:t>
+            </w:r>
+          </w:p>
+        </w:tc>
+      </w:tr>
+      <w:tr>
+        <w:trPr>
+          <w:cantSplit/>
+        </w:trPr>
+        <w:tc>
+          <w:tcPr>
+            <w:tcW w:type="dxa" w:w="4968"/>
+          </w:tcPr>
+          <w:p>
+            <w:r>
+              <w:rPr>
+                <w:sz w:val="18"/>
+              </w:rPr>
+              <w:t>学习安排</w:t>
             </w:r>
           </w:p>
         </w:tc>
         <w:tc>
           <w:tcPr>
-            <w:tcW w:type="dxa" w:w="3137"/>
+            <w:tcW w:type="dxa" w:w="4968"/>
           </w:tcPr>
           <w:p>
-            <w:pPr>
-              <w:spacing w:after="80"/>
-            </w:pPr>
             <w:r>
               <w:rPr>
                 <w:sz w:val="18"/>
               </w:rPr>
-              <w:t>models.py、database.py、alembic</w:t>
+              <w:t>每周多段时段、批量设置、临时排除、休息及缓冲，预计用时、开始条件、方案、固定及重排</w:t>
             </w:r>
           </w:p>
         </w:tc>
       </w:tr>
       <w:tr>
+        <w:trPr>
+          <w:cantSplit/>
+        </w:trPr>
         <w:tc>
           <w:tcPr>
-            <w:tcW w:type="dxa" w:w="3137"/>
+            <w:tcW w:type="dxa" w:w="4968"/>
           </w:tcPr>
           <w:p>
-            <w:pPr>
-              <w:spacing w:after="80"/>
-            </w:pPr>
             <w:r>
               <w:rPr>
                 <w:sz w:val="18"/>
               </w:rPr>
-              <w:t>文字助手</w:t>
+              <w:t>标签</w:t>
             </w:r>
           </w:p>
         </w:tc>
         <w:tc>
           <w:tcPr>
-            <w:tcW w:type="dxa" w:w="3137"/>
+            <w:tcW w:type="dxa" w:w="4968"/>
           </w:tcPr>
           <w:p>
-            <w:pPr>
-              <w:spacing w:after="80"/>
-            </w:pPr>
             <w:r>
               <w:rPr>
                 <w:sz w:val="18"/>
               </w:rPr>
-              <w:t>DeepSeek工具调用、LangGraph</w:t>
+              <w:t>本地规则推荐与分组、同类名称自动合并、手动管理、跨学期关联列表与详情</w:t>
+            </w:r>
+          </w:p>
+        </w:tc>
+      </w:tr>
+      <w:tr>
+        <w:trPr>
+          <w:cantSplit/>
+        </w:trPr>
+        <w:tc>
+          <w:tcPr>
+            <w:tcW w:type="dxa" w:w="4968"/>
+          </w:tcPr>
+          <w:p>
+            <w:r>
+              <w:rPr>
+                <w:sz w:val="18"/>
+              </w:rPr>
+              <w:t>搜索与统计</w:t>
             </w:r>
           </w:p>
         </w:tc>
         <w:tc>
           <w:tcPr>
-            <w:tcW w:type="dxa" w:w="3137"/>
+            <w:tcW w:type="dxa" w:w="4968"/>
           </w:tcPr>
           <w:p>
-            <w:pPr>
-              <w:spacing w:after="80"/>
-            </w:pPr>
             <w:r>
               <w:rPr>
                 <w:sz w:val="18"/>
               </w:rPr>
-              <w:t>agent_model.py、agent_runtime.py、agent_tools.py</w:t>
+              <w:t>课程、日程、事项、来源文字检索，日期、分类、标签、时长与实际进度统计</w:t>
             </w:r>
           </w:p>
         </w:tc>
       </w:tr>
       <w:tr>
+        <w:trPr>
+          <w:cantSplit/>
+        </w:trPr>
         <w:tc>
           <w:tcPr>
-            <w:tcW w:type="dxa" w:w="3137"/>
+            <w:tcW w:type="dxa" w:w="4968"/>
           </w:tcPr>
           <w:p>
-            <w:pPr>
-              <w:spacing w:after="80"/>
-            </w:pPr>
             <w:r>
               <w:rPr>
                 <w:sz w:val="18"/>
               </w:rPr>
-              <w:t>学习排程</w:t>
+              <w:t>Android入口</w:t>
             </w:r>
           </w:p>
         </w:tc>
         <w:tc>
           <w:tcPr>
-            <w:tcW w:type="dxa" w:w="3137"/>
+            <w:tcW w:type="dxa" w:w="4968"/>
           </w:tcPr>
           <w:p>
-            <w:pPr>
-              <w:spacing w:after="80"/>
-            </w:pPr>
             <w:r>
               <w:rPr>
                 <w:sz w:val="18"/>
               </w:rPr>
-              <w:t>OR-Tools CP-SAT</w:t>
+              <w:t>本地提醒、离线延后、静默、权限与测试通知、桌面卡片、快速记录和进行中通知</w:t>
+            </w:r>
+          </w:p>
+        </w:tc>
+      </w:tr>
+      <w:tr>
+        <w:trPr>
+          <w:cantSplit/>
+        </w:trPr>
+        <w:tc>
+          <w:tcPr>
+            <w:tcW w:type="dxa" w:w="4968"/>
+          </w:tcPr>
+          <w:p>
+            <w:r>
+              <w:rPr>
+                <w:sz w:val="18"/>
+              </w:rPr>
+              <w:t>数据维护</w:t>
             </w:r>
           </w:p>
         </w:tc>
         <w:tc>
           <w:tcPr>
-            <w:tcW w:type="dxa" w:w="3137"/>
+            <w:tcW w:type="dxa" w:w="4968"/>
           </w:tcPr>
           <w:p>
-            <w:pPr>
-              <w:spacing w:after="80"/>
-            </w:pPr>
             <w:r>
               <w:rPr>
                 <w:sz w:val="18"/>
               </w:rPr>
-              <w:t>scheduler.py、replanner.py</w:t>
-            </w:r>
-          </w:p>
-        </w:tc>
-      </w:tr>
-      <w:tr>
-        <w:tc>
-          <w:tcPr>
-            <w:tcW w:type="dxa" w:w="3137"/>
-          </w:tcPr>
-          <w:p>
-            <w:pPr>
-              <w:spacing w:after="80"/>
-            </w:pPr>
-            <w:r>
-              <w:rPr>
-                <w:sz w:val="18"/>
-              </w:rPr>
-              <w:t>图片与语音识别</w:t>
-            </w:r>
-          </w:p>
-        </w:tc>
-        <w:tc>
-          <w:tcPr>
-            <w:tcW w:type="dxa" w:w="3137"/>
-          </w:tcPr>
-          <w:p>
-            <w:pPr>
-              <w:spacing w:after="80"/>
-            </w:pPr>
-            <w:r>
-              <w:rPr>
-                <w:sz w:val="18"/>
-              </w:rPr>
-              <w:t>RapidOCR、SenseVoice / sherpa-onnx</w:t>
-            </w:r>
-          </w:p>
-        </w:tc>
-        <w:tc>
-          <w:tcPr>
-            <w:tcW w:type="dxa" w:w="3137"/>
-          </w:tcPr>
-          <w:p>
-            <w:pPr>
-              <w:spacing w:after="80"/>
-            </w:pPr>
-            <w:r>
-              <w:rPr>
-                <w:sz w:val="18"/>
-              </w:rPr>
-              <w:t>media_recognition.py、media_worker.py</w:t>
-            </w:r>
-          </w:p>
-        </w:tc>
-      </w:tr>
-      <w:tr>
-        <w:tc>
-          <w:tcPr>
-            <w:tcW w:type="dxa" w:w="3137"/>
-          </w:tcPr>
-          <w:p>
-            <w:pPr>
-              <w:spacing w:after="80"/>
-            </w:pPr>
-            <w:r>
-              <w:rPr>
-                <w:sz w:val="18"/>
-              </w:rPr>
-              <w:t>本地提醒</w:t>
-            </w:r>
-          </w:p>
-        </w:tc>
-        <w:tc>
-          <w:tcPr>
-            <w:tcW w:type="dxa" w:w="3137"/>
-          </w:tcPr>
-          <w:p>
-            <w:pPr>
-              <w:spacing w:after="80"/>
-            </w:pPr>
-            <w:r>
-              <w:rPr>
-                <w:sz w:val="18"/>
-              </w:rPr>
-              <w:t>flutter_local_notifications</w:t>
-            </w:r>
-          </w:p>
-        </w:tc>
-        <w:tc>
-          <w:tcPr>
-            <w:tcW w:type="dxa" w:w="3137"/>
-          </w:tcPr>
-          <w:p>
-            <w:pPr>
-              <w:spacing w:after="80"/>
-            </w:pPr>
-            <w:r>
-              <w:rPr>
-                <w:sz w:val="18"/>
-              </w:rPr>
-              <w:t>features/items/android_notifications.dart</w:t>
+              <w:t>来源核对、重试及删除附件，历史对话、学期删除、JSON导出、反馈与注销</w:t>
             </w:r>
           </w:p>
         </w:tc>
       </w:tr>
     </w:tbl>
+    <w:p/>
     <w:p>
       <w:pPr>
         <w:pStyle w:val="Heading1"/>
       </w:pPr>
       <w:r>
-        <w:t>五、客户端设计</w:t>
+        <w:t>三、系统架构</w:t>
       </w:r>
     </w:p>
     <w:p>
       <w:r>
-        <w:t>客户端主入口是main.dart，应用初始化和路由在semester_app.dart。页面按功能放在features目录，网络请求和本地缓存放在core目录，共用控件和主题放在ui目录。</w:t>
+        <w:drawing>
+          <wp:inline xmlns:a="http://schemas.openxmlformats.org/drawingml/2006/main" xmlns:pic="http://schemas.openxmlformats.org/drawingml/2006/picture">
+            <wp:extent cx="6080760" cy="3733125"/>
+            <wp:docPr id="1" name="Picture 1"/>
+            <wp:cNvGraphicFramePr>
+              <a:graphicFrameLocks noChangeAspect="1"/>
+            </wp:cNvGraphicFramePr>
+            <a:graphic>
+              <a:graphicData uri="http://schemas.openxmlformats.org/drawingml/2006/picture">
+                <pic:pic>
+                  <pic:nvPicPr>
+                    <pic:cNvPr id="0" name="architecture.png"/>
+                    <pic:cNvPicPr/>
+                  </pic:nvPicPr>
+                  <pic:blipFill>
+                    <a:blip r:embed="rId9"/>
+                    <a:stretch>
+                      <a:fillRect/>
+                    </a:stretch>
+                  </pic:blipFill>
+                  <pic:spPr>
+                    <a:xfrm>
+                      <a:off x="0" y="0"/>
+                      <a:ext cx="6080760" cy="3733125"/>
+                    </a:xfrm>
+                    <a:prstGeom prst="rect"/>
+                  </pic:spPr>
+                </pic:pic>
+              </a:graphicData>
+            </a:graphic>
+          </wp:inline>
+        </w:drawing>
       </w:r>
     </w:p>
     <w:p>
       <w:r>
-        <w:t>底部四个入口分别是今日、日程、任务和学期。助手作为共用入口，用户可以从当前页面发起问题。页面上下文只帮助理解正在浏览什么，不能把用户说的“明天”自动改成正在浏览周的某一天。</w:t>
-      </w:r>
-    </w:p>
-    <w:p>
-      <w:r>
-        <w:t>网络会话保存在系统安全存储中。普通缓存用于恢复界面和已获取内容，服务端仍是正式保存结果的来源。切换账号或请求失效时，要避免旧请求把内容显示到新账号下。</w:t>
-      </w:r>
-    </w:p>
-    <w:p>
-      <w:r>
-        <w:t>共用组件负责按钮、表单、时间选择和弹层，减少不同页面在间距和操作方式上的差异。动画应说明页面或内容如何变化，并支持系统减少动画设置。设计细节见界面文档。</w:t>
+        <w:t>客户端展示数据、接收输入和处理本机系统接口。服务端负责真实记录、冲突、权限与事务。后台进程处理较慢的识别和助手任务。模型理解自然语言、选择查询和业务工具；求解器处理学习时间，标签使用独立程序规则。</w:t>
       </w:r>
     </w:p>
     <w:p>
@@ -622,12 +480,30 @@
         <w:pStyle w:val="Heading1"/>
       </w:pPr>
       <w:r>
-        <w:t>六、数据怎么组织</w:t>
+        <w:t>四、客户端模块</w:t>
       </w:r>
     </w:p>
     <w:p>
       <w:r>
-        <w:t>用户拥有自己的学期。课程、任务、活动、学习偏好和学习方案都关联用户与学期，查询不能只凭一个对象编号就返回数据。</w:t>
+        <w:t>主界面为今日、日程、任务、学期，页面状态和滚动位置按账号、学期区分。助手以面板或独立页面打开，能携带正在浏览的范围。账户页连接资料、说明、提醒、桌面卡片、反馈及数据管理。</w:t>
+      </w:r>
+    </w:p>
+    <w:p>
+      <w:r>
+        <w:t>表单分必要和补充信息；未给日期、结束或用时的记录可以先保存。日程冲突、课次调整、重排和撤销使用相应预览，用户确认后才调用正式写入。保存处理中不提前显示成功，网络不明时先核实上次结果。</w:t>
+      </w:r>
+    </w:p>
+    <w:p>
+      <w:r>
+        <w:t>主题、按钮、输入框、列表、弹层和时间选择器集中复用。保留文字缩放、读屏标签、高对比、减少动画和键盘避让。太阳月亮、波浪、导航、完成反馈跟随实际页面和操作状态；隐藏页面停止装饰动画。</w:t>
+      </w:r>
+    </w:p>
+    <w:p>
+      <w:pPr>
+        <w:pStyle w:val="Heading1"/>
+      </w:pPr>
+      <w:r>
+        <w:t>五、服务端与数据</w:t>
       </w:r>
     </w:p>
     <w:tbl>
@@ -637,55 +513,81 @@
         <w:tblLook w:firstColumn="1" w:firstRow="1" w:lastColumn="0" w:lastRow="0" w:noHBand="0" w:noVBand="1" w:val="04A0"/>
       </w:tblPr>
       <w:tblGrid>
-        <w:gridCol w:w="4706"/>
-        <w:gridCol w:w="4706"/>
+        <w:gridCol w:w="4968"/>
+        <w:gridCol w:w="4968"/>
       </w:tblGrid>
       <w:tr>
         <w:trPr>
           <w:tblHeader/>
+          <w:cantSplit/>
         </w:trPr>
         <w:tc>
           <w:tcPr>
-            <w:tcW w:type="dxa" w:w="4706"/>
+            <w:tcW w:type="dxa" w:w="4968"/>
           </w:tcPr>
           <w:p>
-            <w:pPr>
-              <w:spacing w:after="80"/>
-            </w:pPr>
             <w:r>
               <w:rPr>
                 <w:sz w:val="18"/>
               </w:rPr>
-              <w:t>数据</w:t>
+              <w:t>记录</w:t>
             </w:r>
           </w:p>
         </w:tc>
         <w:tc>
           <w:tcPr>
-            <w:tcW w:type="dxa" w:w="4706"/>
+            <w:tcW w:type="dxa" w:w="4968"/>
           </w:tcPr>
           <w:p>
-            <w:pPr>
-              <w:spacing w:after="80"/>
-            </w:pPr>
             <w:r>
               <w:rPr>
                 <w:sz w:val="18"/>
               </w:rPr>
-              <w:t>作用</w:t>
+              <w:t>内容与关系</w:t>
             </w:r>
           </w:p>
         </w:tc>
       </w:tr>
       <w:tr>
+        <w:trPr>
+          <w:cantSplit/>
+        </w:trPr>
         <w:tc>
           <w:tcPr>
-            <w:tcW w:type="dxa" w:w="4706"/>
+            <w:tcW w:type="dxa" w:w="4968"/>
           </w:tcPr>
           <w:p>
-            <w:pPr>
-              <w:spacing w:after="80"/>
-            </w:pPr>
+            <w:r>
+              <w:rPr>
+                <w:sz w:val="18"/>
+              </w:rPr>
+              <w:t>用户和会话</w:t>
+            </w:r>
+          </w:p>
+        </w:tc>
+        <w:tc>
+          <w:tcPr>
+            <w:tcW w:type="dxa" w:w="4968"/>
+          </w:tcPr>
+          <w:p>
+            <w:r>
+              <w:rPr>
+                <w:sz w:val="18"/>
+              </w:rPr>
+              <w:t>密码哈希、恢复状态、会话与刷新校验；所有业务记录归属用户</w:t>
+            </w:r>
+          </w:p>
+        </w:tc>
+      </w:tr>
+      <w:tr>
+        <w:trPr>
+          <w:cantSplit/>
+        </w:trPr>
+        <w:tc>
+          <w:tcPr>
+            <w:tcW w:type="dxa" w:w="4968"/>
+          </w:tcPr>
+          <w:p>
             <w:r>
               <w:rPr>
                 <w:sz w:val="18"/>
@@ -696,263 +598,322 @@
         </w:tc>
         <w:tc>
           <w:tcPr>
-            <w:tcW w:type="dxa" w:w="4706"/>
+            <w:tcW w:type="dxa" w:w="4968"/>
           </w:tcPr>
           <w:p>
-            <w:pPr>
-              <w:spacing w:after="80"/>
-            </w:pPr>
             <w:r>
               <w:rPr>
                 <w:sz w:val="18"/>
               </w:rPr>
-              <w:t>开学日期、周数和节次时间</w:t>
+              <w:t>第一周周一、总周数、节次和修订号</w:t>
             </w:r>
           </w:p>
         </w:tc>
       </w:tr>
       <w:tr>
+        <w:trPr>
+          <w:cantSplit/>
+        </w:trPr>
         <w:tc>
           <w:tcPr>
-            <w:tcW w:type="dxa" w:w="4706"/>
+            <w:tcW w:type="dxa" w:w="4968"/>
           </w:tcPr>
           <w:p>
-            <w:pPr>
-              <w:spacing w:after="80"/>
-            </w:pPr>
             <w:r>
               <w:rPr>
                 <w:sz w:val="18"/>
               </w:rPr>
-              <w:t>课程</w:t>
+              <w:t>课程与课次变更</w:t>
             </w:r>
           </w:p>
         </w:tc>
         <w:tc>
           <w:tcPr>
-            <w:tcW w:type="dxa" w:w="4706"/>
+            <w:tcW w:type="dxa" w:w="4968"/>
           </w:tcPr>
           <w:p>
-            <w:pPr>
-              <w:spacing w:after="80"/>
-            </w:pPr>
             <w:r>
               <w:rPr>
                 <w:sz w:val="18"/>
               </w:rPr>
-              <w:t>星期、适用周次、节次、地点等重复上课信息</w:t>
+              <w:t>课程周次、星期、节次；具体日期的停课、调整、请假与恢复</w:t>
             </w:r>
           </w:p>
         </w:tc>
       </w:tr>
       <w:tr>
+        <w:trPr>
+          <w:cantSplit/>
+        </w:trPr>
         <w:tc>
           <w:tcPr>
-            <w:tcW w:type="dxa" w:w="4706"/>
+            <w:tcW w:type="dxa" w:w="4968"/>
           </w:tcPr>
           <w:p>
-            <w:pPr>
-              <w:spacing w:after="80"/>
-            </w:pPr>
             <w:r>
               <w:rPr>
                 <w:sz w:val="18"/>
               </w:rPr>
-              <w:t>活动</w:t>
+              <w:t>日程</w:t>
             </w:r>
           </w:p>
         </w:tc>
         <w:tc>
           <w:tcPr>
-            <w:tcW w:type="dxa" w:w="4706"/>
+            <w:tcW w:type="dxa" w:w="4968"/>
           </w:tcPr>
           <w:p>
-            <w:pPr>
-              <w:spacing w:after="80"/>
-            </w:pPr>
             <w:r>
               <w:rPr>
                 <w:sz w:val="18"/>
               </w:rPr>
-              <w:t>会议、彩排等按日期记录的安排</w:t>
+              <w:t>活动标题、时间含义、确定性、地点、本人参加情况、来源和提醒</w:t>
             </w:r>
           </w:p>
         </w:tc>
       </w:tr>
       <w:tr>
+        <w:trPr>
+          <w:cantSplit/>
+        </w:trPr>
         <w:tc>
           <w:tcPr>
-            <w:tcW w:type="dxa" w:w="4706"/>
+            <w:tcW w:type="dxa" w:w="4968"/>
           </w:tcPr>
           <w:p>
-            <w:pPr>
-              <w:spacing w:after="80"/>
-            </w:pPr>
             <w:r>
               <w:rPr>
                 <w:sz w:val="18"/>
               </w:rPr>
-              <w:t>任务</w:t>
+              <w:t>事项</w:t>
             </w:r>
           </w:p>
         </w:tc>
         <w:tc>
           <w:tcPr>
-            <w:tcW w:type="dxa" w:w="4706"/>
+            <w:tcW w:type="dxa" w:w="4968"/>
           </w:tcPr>
           <w:p>
-            <w:pPr>
-              <w:spacing w:after="80"/>
-            </w:pPr>
             <w:r>
               <w:rPr>
                 <w:sz w:val="18"/>
               </w:rPr>
-              <w:t>待完成内容、截止信息、剩余耗时和开始条件</w:t>
+              <w:t>任务、作业、考试、期限、预计剩余、开始条件、优先级与生命周期</w:t>
             </w:r>
           </w:p>
         </w:tc>
       </w:tr>
       <w:tr>
+        <w:trPr>
+          <w:cantSplit/>
+        </w:trPr>
         <w:tc>
           <w:tcPr>
-            <w:tcW w:type="dxa" w:w="4706"/>
+            <w:tcW w:type="dxa" w:w="4968"/>
           </w:tcPr>
           <w:p>
-            <w:pPr>
-              <w:spacing w:after="80"/>
-            </w:pPr>
             <w:r>
               <w:rPr>
                 <w:sz w:val="18"/>
               </w:rPr>
-              <w:t>学习时段</w:t>
+              <w:t>学习时段与方案</w:t>
             </w:r>
           </w:p>
         </w:tc>
         <w:tc>
           <w:tcPr>
-            <w:tcW w:type="dxa" w:w="4706"/>
+            <w:tcW w:type="dxa" w:w="4968"/>
           </w:tcPr>
           <w:p>
-            <w:pPr>
-              <w:spacing w:after="80"/>
-            </w:pPr>
             <w:r>
               <w:rPr>
                 <w:sz w:val="18"/>
               </w:rPr>
-              <w:t>每周允许学习的时间，以及临时不能使用的时间</w:t>
+              <w:t>每周允许时段、排除、休息缓冲；候选方案与正式时间块、固定状态</w:t>
             </w:r>
           </w:p>
         </w:tc>
       </w:tr>
       <w:tr>
+        <w:trPr>
+          <w:cantSplit/>
+        </w:trPr>
         <w:tc>
           <w:tcPr>
-            <w:tcW w:type="dxa" w:w="4706"/>
+            <w:tcW w:type="dxa" w:w="4968"/>
           </w:tcPr>
           <w:p>
-            <w:pPr>
-              <w:spacing w:after="80"/>
-            </w:pPr>
             <w:r>
               <w:rPr>
                 <w:sz w:val="18"/>
               </w:rPr>
-              <w:t>学习方案与时间块</w:t>
+              <w:t>进度与历史</w:t>
             </w:r>
           </w:p>
         </w:tc>
         <w:tc>
           <w:tcPr>
-            <w:tcW w:type="dxa" w:w="4706"/>
+            <w:tcW w:type="dxa" w:w="4968"/>
           </w:tcPr>
           <w:p>
-            <w:pPr>
-              <w:spacing w:after="80"/>
-            </w:pPr>
             <w:r>
               <w:rPr>
                 <w:sz w:val="18"/>
               </w:rPr>
-              <w:t>尚未确认的方案，以及确认后具体执行时间</w:t>
+              <w:t>实际学习记录、资源版本、修改前后和撤销依据</w:t>
             </w:r>
           </w:p>
         </w:tc>
       </w:tr>
       <w:tr>
+        <w:trPr>
+          <w:cantSplit/>
+        </w:trPr>
         <w:tc>
           <w:tcPr>
-            <w:tcW w:type="dxa" w:w="4706"/>
+            <w:tcW w:type="dxa" w:w="4968"/>
           </w:tcPr>
           <w:p>
-            <w:pPr>
-              <w:spacing w:after="80"/>
-            </w:pPr>
             <w:r>
               <w:rPr>
                 <w:sz w:val="18"/>
               </w:rPr>
-              <w:t>修改记录与操作结果</w:t>
+              <w:t>标签与别名</w:t>
             </w:r>
           </w:p>
         </w:tc>
         <w:tc>
           <w:tcPr>
-            <w:tcW w:type="dxa" w:w="4706"/>
+            <w:tcW w:type="dxa" w:w="4968"/>
           </w:tcPr>
           <w:p>
-            <w:pPr>
-              <w:spacing w:after="80"/>
-            </w:pPr>
             <w:r>
               <w:rPr>
                 <w:sz w:val="18"/>
               </w:rPr>
-              <w:t>保存前后的内容，用于查询历史、避免重复保存和撤销</w:t>
+              <w:t>账号共用的标签、合并指向、旧名称和关联资源ID</w:t>
             </w:r>
           </w:p>
         </w:tc>
       </w:tr>
       <w:tr>
+        <w:trPr>
+          <w:cantSplit/>
+        </w:trPr>
         <w:tc>
           <w:tcPr>
-            <w:tcW w:type="dxa" w:w="4706"/>
+            <w:tcW w:type="dxa" w:w="4968"/>
           </w:tcPr>
           <w:p>
-            <w:pPr>
-              <w:spacing w:after="80"/>
-            </w:pPr>
             <w:r>
               <w:rPr>
                 <w:sz w:val="18"/>
               </w:rPr>
-              <w:t>对话与处理任务</w:t>
+              <w:t>来源与处理任务</w:t>
             </w:r>
           </w:p>
         </w:tc>
         <w:tc>
           <w:tcPr>
-            <w:tcW w:type="dxa" w:w="4706"/>
+            <w:tcW w:type="dxa" w:w="4968"/>
           </w:tcPr>
           <w:p>
-            <w:pPr>
-              <w:spacing w:after="80"/>
-            </w:pPr>
             <w:r>
               <w:rPr>
                 <w:sz w:val="18"/>
               </w:rPr>
-              <w:t>助手上下文、处理状态、待确认内容和结果</w:t>
+              <w:t>文件、原始文字、识别结果、状态、重试与删除标记</w:t>
+            </w:r>
+          </w:p>
+        </w:tc>
+      </w:tr>
+      <w:tr>
+        <w:trPr>
+          <w:cantSplit/>
+        </w:trPr>
+        <w:tc>
+          <w:tcPr>
+            <w:tcW w:type="dxa" w:w="4968"/>
+          </w:tcPr>
+          <w:p>
+            <w:r>
+              <w:rPr>
+                <w:sz w:val="18"/>
+              </w:rPr>
+              <w:t>对话与预览</w:t>
+            </w:r>
+          </w:p>
+        </w:tc>
+        <w:tc>
+          <w:tcPr>
+            <w:tcW w:type="dxa" w:w="4968"/>
+          </w:tcPr>
+          <w:p>
+            <w:r>
+              <w:rPr>
+                <w:sz w:val="18"/>
+              </w:rPr>
+              <w:t>消息、处理进度、待确认操作、保存结果和删除状态</w:t>
+            </w:r>
+          </w:p>
+        </w:tc>
+      </w:tr>
+      <w:tr>
+        <w:trPr>
+          <w:cantSplit/>
+        </w:trPr>
+        <w:tc>
+          <w:tcPr>
+            <w:tcW w:type="dxa" w:w="4968"/>
+          </w:tcPr>
+          <w:p>
+            <w:r>
+              <w:rPr>
+                <w:sz w:val="18"/>
+              </w:rPr>
+              <w:t>资料与反馈</w:t>
+            </w:r>
+          </w:p>
+        </w:tc>
+        <w:tc>
+          <w:tcPr>
+            <w:tcW w:type="dxa" w:w="4968"/>
+          </w:tcPr>
+          <w:p>
+            <w:r>
+              <w:rPr>
+                <w:sz w:val="18"/>
+              </w:rPr>
+              <w:t>用户资料、学习偏好、反馈描述及版本</w:t>
             </w:r>
           </w:p>
         </w:tc>
       </w:tr>
     </w:tbl>
+    <w:p/>
     <w:p>
       <w:r>
-        <w:t>同一条记录有自己的版本号，整个学期另有修改编号。用户看过方案后，如果相关数据又被修改，保存端会重新检查，防止旧方案覆盖新内容。</w:t>
+        <w:t xml:space="preserve">主要表定义在 </w:t>
+      </w:r>
+      <w:r>
+        <w:rPr>
+          <w:rFonts w:ascii="Consolas" w:hAnsi="Consolas"/>
+          <w:sz w:val="18"/>
+        </w:rPr>
+        <w:t>services/api/app/models.py</w:t>
+      </w:r>
+      <w:r>
+        <w:t xml:space="preserve">，迁移位于 </w:t>
+      </w:r>
+      <w:r>
+        <w:rPr>
+          <w:rFonts w:ascii="Consolas" w:hAnsi="Consolas"/>
+          <w:sz w:val="18"/>
+        </w:rPr>
+        <w:t>alembic</w:t>
+      </w:r>
+      <w:r>
+        <w:t>。正式环境使用PostgreSQL，单元测试通常使用临时SQLite，数据库专项在独立PostgreSQL执行。</w:t>
       </w:r>
     </w:p>
     <w:p>
@@ -960,7 +921,35 @@
         <w:pStyle w:val="Heading1"/>
       </w:pPr>
       <w:r>
-        <w:t>七、几个关键流程</w:t>
+        <w:t>六、时间和冲突</w:t>
+      </w:r>
+    </w:p>
+    <w:p>
+      <w:r>
+        <w:t>时间同时记录精度和用途。精度可以为具体时刻、日期、周次、日期范围和未知；用途区分开始、截止、办理窗口、候选和全天。上海时区用于日期、周次与界面，具体时刻按带时区数据保存。</w:t>
+      </w:r>
+    </w:p>
+    <w:p>
+      <w:r>
+        <w:t>“明天9点开会”只记录开始，没有结束。“周五交报告”保留日期，不自动变成23:59。“8:10候场、9点开始”分开记录到场和正式开始。普通“第几节课”按学生常说的大节，结合本学期节次表核对。</w:t>
+      </w:r>
+    </w:p>
+    <w:p>
+      <w:r>
+        <w:t>保存固定安排时，比较修改前后，确定新增冲突。9:15开始落在9:00—9:50课程内，需要处理该课次；未知散会时间不代表下午全部冲突。本人不参加的参考活动可以保留记录，不计占用。</w:t>
+      </w:r>
+    </w:p>
+    <w:p>
+      <w:r>
+        <w:t>记录活动并同时标记某次课已请假时，二者在同一事务保存。请假只记录用户已完成的校外流程，不向学校申请；待请假仍算课程占用，已请假课次从普通日程隐藏。</w:t>
+      </w:r>
+    </w:p>
+    <w:p>
+      <w:pPr>
+        <w:pStyle w:val="Heading1"/>
+      </w:pPr>
+      <w:r>
+        <w:t>七、主要流程</w:t>
       </w:r>
     </w:p>
     <w:p>
@@ -973,12 +962,12 @@
     </w:p>
     <w:p>
       <w:r>
-        <w:t>用户在App内打开已适配的教务页面并自行登录。页面读取脚本提取课表，App展示待导入内容。用户确认学期和课程后才写入，重复导入也要检查是否会替换现有内容。</w:t>
+        <w:t>选择学校 → 在教务网页登录并查询学期 → 读取课表 → 核对课程、周次、节次、地点及附加事项 → 确认后保存。</w:t>
       </w:r>
     </w:p>
     <w:p>
       <w:r>
-        <w:t>学校页面会变化，所以读取失败、表格不完整或学期不匹配时，应让用户核对或改用手工录入，不能把空结果当成导入成功。</w:t>
+        <w:t>读取脚本只提取允许字段，页面跳转或超时后旧结果失效。河南工大10节作息随预览保存，确认时与课程一并应用；取消或失败不留下部分作息修改。其他学校走适配器或手工录入。</w:t>
       </w:r>
     </w:p>
     <w:p>
@@ -986,22 +975,48 @@
         <w:pStyle w:val="Heading2"/>
       </w:pPr>
       <w:r>
-        <w:t>2. 记录只有开始时间的活动</w:t>
+        <w:t>2. 整理通知与保存</w:t>
       </w:r>
     </w:p>
     <w:p>
       <w:r>
-        <w:t>假设课程A是09:00—10:00，课程B是10:10—11:00。通知只说09:15开会，没有散会时间。</w:t>
+        <w:drawing>
+          <wp:inline xmlns:a="http://schemas.openxmlformats.org/drawingml/2006/main" xmlns:pic="http://schemas.openxmlformats.org/drawingml/2006/picture">
+            <wp:extent cx="6080760" cy="647306"/>
+            <wp:docPr id="2" name="Picture 2"/>
+            <wp:cNvGraphicFramePr>
+              <a:graphicFrameLocks noChangeAspect="1"/>
+            </wp:cNvGraphicFramePr>
+            <a:graphic>
+              <a:graphicData uri="http://schemas.openxmlformats.org/drawingml/2006/picture">
+                <pic:pic>
+                  <pic:nvPicPr>
+                    <pic:cNvPr id="0" name="save-flow.png"/>
+                    <pic:cNvPicPr/>
+                  </pic:nvPicPr>
+                  <pic:blipFill>
+                    <a:blip r:embed="rId10"/>
+                    <a:stretch>
+                      <a:fillRect/>
+                    </a:stretch>
+                  </pic:blipFill>
+                  <pic:spPr>
+                    <a:xfrm>
+                      <a:off x="0" y="0"/>
+                      <a:ext cx="6080760" cy="647306"/>
+                    </a:xfrm>
+                    <a:prstGeom prst="rect"/>
+                  </pic:spPr>
+                </pic:pic>
+              </a:graphicData>
+            </a:graphic>
+          </wp:inline>
+        </w:drawing>
       </w:r>
     </w:p>
     <w:p>
       <w:r>
-        <w:t>软件可以确定会议开始点与课程A冲突，但不能据此确定课程B也一定无法参加。用户可以补充时间、明确保留重叠，或者记录已经办妥的具体课次请假。没有结束时间仍可以记录活动，不应要求请全天假。</w:t>
-      </w:r>
-    </w:p>
-    <w:p>
-      <w:r>
-        <w:t>请假记录只影响选中的课次。默认日程界面隐藏该次课，原课程和其他周次继续保留。</w:t>
+        <w:t>多事项通知按组呈现，用户可以选择保存部分。后续更正先核对原记录；原通知与补充消息分开保留。模型不能用一句回答直接写数据库，文字“确认”也不代替界面动作。</w:t>
       </w:r>
     </w:p>
     <w:p>
@@ -1009,17 +1024,17 @@
         <w:pStyle w:val="Heading2"/>
       </w:pPr>
       <w:r>
-        <w:t>3. 自动安排学习时间</w:t>
+        <w:t>3. 任务排程与重排</w:t>
       </w:r>
     </w:p>
     <w:p>
       <w:r>
-        <w:t>软件先取用户允许学习的时间，再扣除课程、固定活动、临时禁用时间和已有学习安排。随后根据任务剩余耗时、开始条件、截止时间和是否可拆分，生成候选方案。</w:t>
+        <w:t>系统把课程展开成日期上的课次，结合固定活动、本人出勤、学习时段、休息、缓冲和排除得到可用时间。任务提供剩余用时、期限及开始条件；允许拆分时按对应策略形成时间段。求解结果经检查并展示，确认后保存。</w:t>
       </w:r>
     </w:p>
     <w:p>
       <w:r>
-        <w:t>完整安排放不下时，软件应说明原因。用户明确允许部分安排后，才可以保留一部分，并告诉用户还有多少分钟没有排进去。生成方案不会自动把任务标为完成。</w:t>
+        <w:t>新增固定活动后，保留原课程、考试、固定计划和未选任务，重排选定的个人学习安排。优先减少移动数量，再减少移动距离，再考虑更早安排。用时与身份保持；超时或局部可行结果按实际状态显示。</w:t>
       </w:r>
     </w:p>
     <w:p>
@@ -1027,17 +1042,17 @@
         <w:pStyle w:val="Heading2"/>
       </w:pPr>
       <w:r>
-        <w:t>4. 临时变化后的重新安排</w:t>
+        <w:t>4. 标签整理和查看</w:t>
       </w:r>
     </w:p>
     <w:p>
       <w:r>
-        <w:t>新的会议占用了原来的学习时间时，先让用户核对冲突并确认保存会议，再由用户决定是否调整个人计划。重新安排需要另外核对和确认；计算时保留工作量和已固定的时间块，优先减少被移动的任务数，再减少移动距离。</w:t>
+        <w:t>程序根据标题与课程等信息推荐标签。旧的组会、座谈会、班会和例会归到会议，彩排与联排归到排练，其他同用途名称按词表统一。进入标签页会自动整理，保留旧ID及旧名称解析，不改标题、原文和时间。</w:t>
       </w:r>
     </w:p>
     <w:p>
       <w:r>
-        <w:t>这是“尽量少打乱原计划”的设计，不是简单把所有任务重新向前塞。求解器负责搜索方案，项目负责定义这些规则和目标，并在保存前再次检查结果。</w:t>
+        <w:t>点名称查询该账号全部学期的关联事项和日程，包含完成及取消状态；列表分页，失败可重试，详情使用正确学期会话。普通手动管理仍能预览重命名或合并影响。</w:t>
       </w:r>
     </w:p>
     <w:p>
@@ -1045,17 +1060,30 @@
         <w:pStyle w:val="Heading2"/>
       </w:pPr>
       <w:r>
-        <w:t>5. 保存与撤销</w:t>
+        <w:t>5. 系统提醒和桌面</w:t>
       </w:r>
     </w:p>
     <w:p>
       <w:r>
-        <w:t>用户确认后，后端检查账户、记录版本、当前时间和冲突，成功才一起保存相关修改。重复提交同一操作时返回已有结果，不重复添加。</w:t>
+        <w:t>后端保存提醒规则，客户端同步后使用系统闹钟和通知。无精确权限时降为非精确调度。离线延后核对本机已知记录；正式完成仍请求服务器。重启、权限和数据变化会触发相应核对。</w:t>
       </w:r>
     </w:p>
     <w:p>
       <w:r>
-        <w:t>撤销会恢复这次操作修改的内容，但不能破坏后续已经发生的安排。例如新会议仍占着原来的学习时间，就不能通过撤销重排把学习任务放回冲突位置。</w:t>
+        <w:t>卡片使用本机同步数据。进行中通知由用户开启，倒计时或已开始时长交给系统显示，支持停止与到时撤下。Android16申请增强展示，具体胶囊样式由系统决定。应用没有靠无任务前台服务常驻。</w:t>
+      </w:r>
+    </w:p>
+    <w:p>
+      <w:pPr>
+        <w:pStyle w:val="Heading2"/>
+      </w:pPr>
+      <w:r>
+        <w:t>6. 数据和反馈</w:t>
+      </w:r>
+    </w:p>
+    <w:p>
+      <w:r>
+        <w:t>来源详情可看原图、录音与识别文字、修正和重试、删除附件。对话删除停止未完成处理，保留已保存事项。学期删除先核对关联数量。JSON导出通过系统文件入口保存，采用字段白名单；注销需密码和明确文字，附件由清理队列处理。反馈由用户提交、维护者通过只读工具查看。</w:t>
       </w:r>
     </w:p>
     <w:p>
@@ -1063,22 +1091,22 @@
         <w:pStyle w:val="Heading1"/>
       </w:pPr>
       <w:r>
-        <w:t>八、安全与异常处理</w:t>
+        <w:t>八、一致性与异常处理</w:t>
       </w:r>
     </w:p>
     <w:p>
       <w:r>
-        <w:t>登录密码使用Argon2保存哈希，不保存明文密码。访问凭据保存在客户端安全存储中，后端保存其哈希，并设置有效期。</w:t>
+        <w:t>记录版本和学期修订共同防止旧预览覆盖新数据。写入使用幂等请求和保存回执，重复确认不重复新增。网络返回不明时先查上次结果，保存成功但同步失败时重试同步。</w:t>
       </w:r>
     </w:p>
     <w:p>
       <w:r>
-        <w:t>教务登录由用户在网页中完成，不应把教务密码放入普通文档、演示文件或日志。模型密钥只配置在后端。上传图片和录音应与用户关联，删除学期时也要处理对应文件。</w:t>
+        <w:t>撤销按现状计算恢复结果，会引入新冲突时拒绝恢复。来源、课程和学期都检查归属；账号切换使旧请求失效，缓存和系统入口按账号清理。跨学期标签详情不改变主界面所选学期。</w:t>
       </w:r>
     </w:p>
     <w:p>
       <w:r>
-        <w:t>网络中断、模型超时、识别失败和数据已修改都可能发生。软件需要展示原因并保留用户输入；未保存成功时，界面不能先把任务划掉或显示为已完成。</w:t>
+        <w:t>上传先处理文件，再用线程内独立数据库会话完成短事务。登录在验证后锁定并重读密码状态；刷新提供短时幂等重试。退出的各项清理分别处理，凭证持久化删除失败不会显示为完整退出。</w:t>
       </w:r>
     </w:p>
     <w:p>
@@ -1086,17 +1114,17 @@
         <w:pStyle w:val="Heading1"/>
       </w:pPr>
       <w:r>
-        <w:t>九、测试与目前限制</w:t>
+        <w:t>九、部署、验证和维护</w:t>
       </w:r>
     </w:p>
     <w:p>
       <w:r>
-        <w:t>项目有后端测试、Flutter测试和学校页面读取测试。本次另在Android 13模拟器和隔离后端上检查了通知整理、指定课次请假、方案确认、修改撤销和重新安排。详细结果见测试报告和原始文件。</w:t>
+        <w:t>服务端提供API、worker、PostgreSQL、附件卷和只读识别模型目录，通过HTTPS反向代理访问。Alembic迁移、发布目录、备份与回滚脚本用于维护。Android包使用原证书覆盖升级，版本、地址、架构和对齐在构建时核验。</w:t>
       </w:r>
     </w:p>
     <w:p>
       <w:r>
-        <w:t>测试数据是合成样本，不能当作实际学生试用。当前材料也不证明所有学校都能导入、所有手机后台都能提醒，或AI能正确处理任意通知。真实设备、更多通知样本和实际使用体验仍需继续测试。</w:t>
+        <w:t>1.1.1的测试、线上验证和APK信息见交付说明。历史算法实验、模拟器场景和当前回归分别注明日期。测试数据与用户反馈意见不混算，未测结果明确保留。</w:t>
       </w:r>
     </w:p>
     <w:p>
@@ -1104,24 +1132,23 @@
         <w:pStyle w:val="Heading1"/>
       </w:pPr>
       <w:r>
-        <w:t>十、继续维护时怎么做</w:t>
+        <w:t>十、范围与后续工作</w:t>
       </w:r>
     </w:p>
     <w:p>
       <w:r>
-        <w:t>新增页面时先复用现有控件，新增业务规则时先找对应后端模块和测试。涉及时间、冲突、保存或撤销的修改，应同时检查正常操作和失败情况。</w:t>
+        <w:t>当前交付Android及后端，学校适配有两所。学习耗时由用户估计，实际进度需维护；尚无个人耗时学习、自动每日复盘、团队协同和反馈工单回复。系统提醒和增强样式受设备权限与厂商影响，更多真机和真实学校需要继续验证。</w:t>
       </w:r>
     </w:p>
     <w:p>
       <w:r>
-        <w:t>版本、依赖和运行命令分别以pubspec.yaml、requirements.lock、Docker配置和scripts目录为准。本资料说明当前设计；代码变化后，应同步更新相关段落，而不是不断追加阶段记录。</w:t>
+        <w:t>所有页面操作见使用说明，所有HTTP路由和请求实现见接口索引，算法与历史实验见核心算法说明。</w:t>
       </w:r>
     </w:p>
     <w:sectPr>
-      <w:headerReference w:type="default" r:id="rId9"/>
-      <w:footerReference w:type="default" r:id="rId10"/>
-      <w:pgSz w:w="11906" w:h="16838"/>
-      <w:pgMar w:top="1191" w:right="1247" w:bottom="1191" w:left="1247" w:header="720" w:footer="720" w:gutter="0"/>
+      <w:footerReference w:type="default" r:id="rId11"/>
+      <w:pgSz w:w="12240" w:h="15840"/>
+      <w:pgMar w:top="1152" w:right="1152" w:bottom="1080" w:left="1152" w:header="720" w:footer="720" w:gutter="0"/>
       <w:cols w:space="720"/>
       <w:docGrid w:linePitch="360"/>
     </w:sectPr>
@@ -1137,25 +1164,14 @@
       <w:jc w:val="right"/>
     </w:pPr>
     <w:r>
-      <w:t xml:space="preserve">1.0.0+9  ·  </w:t>
+      <w:rPr>
+        <w:sz w:val="18"/>
+      </w:rPr>
+      <w:t xml:space="preserve">拾日 1.1.1  ·  </w:t>
     </w:r>
     <w:fldSimple w:instr="PAGE"/>
   </w:p>
 </w:ftr>
-</file>
-
-<file path=word/header1.xml><?xml version="1.0" encoding="utf-8"?>
-<w:hdr xmlns:m="http://schemas.openxmlformats.org/officeDocument/2006/math" xmlns:mc="http://schemas.openxmlformats.org/markup-compatibility/2006" xmlns:mo="http://schemas.microsoft.com/office/mac/office/2008/main" xmlns:mv="urn:schemas-microsoft-com:mac:vml" xmlns:o="urn:schemas-microsoft-com:office:office" xmlns:r="http://schemas.openxmlformats.org/officeDocument/2006/relationships" xmlns:v="urn:schemas-microsoft-com:vml" xmlns:w10="urn:schemas-microsoft-com:office:word" xmlns:w14="http://schemas.microsoft.com/office/word/2010/wordml" xmlns:w="http://schemas.openxmlformats.org/wordprocessingml/2006/main" xmlns:wne="http://schemas.microsoft.com/office/word/2006/wordml" xmlns:wp14="http://schemas.microsoft.com/office/word/2010/wordprocessingDrawing" xmlns:wp="http://schemas.openxmlformats.org/drawingml/2006/wordprocessingDrawing" xmlns:wpc="http://schemas.microsoft.com/office/word/2010/wordprocessingCanvas" xmlns:wpg="http://schemas.microsoft.com/office/word/2010/wordprocessingGroup" xmlns:wpi="http://schemas.microsoft.com/office/word/2010/wordprocessingInk" xmlns:wps="http://schemas.microsoft.com/office/word/2010/wordprocessingShape" mc:Ignorable="w14 wp14">
-  <w:p>
-    <w:pPr/>
-    <w:r>
-      <w:rPr>
-        <w:sz w:val="16"/>
-      </w:rPr>
-      <w:t>拾日  /  软件设计资料</w:t>
-    </w:r>
-  </w:p>
-</w:hdr>
 </file>
 
 <file path=word/numbering.xml><?xml version="1.0" encoding="utf-8"?>
@@ -1522,10 +1538,10 @@
     <w:qFormat/>
     <w:rsid w:val="00FC693F"/>
     <w:pPr>
-      <w:spacing w:line="300" w:lineRule="auto" w:after="120"/>
+      <w:spacing w:after="140" w:line="300" w:lineRule="auto"/>
     </w:pPr>
     <w:rPr>
-      <w:rFonts w:ascii="Microsoft YaHei" w:hAnsi="Microsoft YaHei" w:eastAsia="Microsoft YaHei"/>
+      <w:rFonts w:ascii="等线" w:hAnsi="等线" w:eastAsia="等线"/>
       <w:sz w:val="21"/>
     </w:rPr>
   </w:style>
@@ -1584,14 +1600,14 @@
     <w:pPr>
       <w:keepNext/>
       <w:keepLines/>
-      <w:spacing w:before="240" w:after="120" w:line="300" w:lineRule="auto"/>
+      <w:spacing w:before="480" w:after="0"/>
       <w:outlineLvl w:val="0"/>
     </w:pPr>
     <w:rPr>
-      <w:rFonts w:asciiTheme="majorHAnsi" w:eastAsiaTheme="majorEastAsia" w:hAnsiTheme="majorHAnsi" w:cstheme="majorBidi" w:ascii="Microsoft YaHei" w:hAnsi="Microsoft YaHei" w:eastAsia="Microsoft YaHei"/>
+      <w:rFonts w:asciiTheme="majorHAnsi" w:eastAsiaTheme="majorEastAsia" w:hAnsiTheme="majorHAnsi" w:cstheme="majorBidi" w:ascii="等线" w:hAnsi="等线" w:eastAsia="等线"/>
       <w:b/>
       <w:bCs/>
-      <w:color w:val="243C50"/>
+      <w:color w:val="172B45"/>
       <w:sz w:val="32"/>
       <w:szCs w:val="28"/>
     </w:rPr>
@@ -1608,15 +1624,15 @@
     <w:pPr>
       <w:keepNext/>
       <w:keepLines/>
-      <w:spacing w:before="160" w:after="120" w:line="300" w:lineRule="auto"/>
+      <w:spacing w:before="200" w:after="0"/>
       <w:outlineLvl w:val="1"/>
     </w:pPr>
     <w:rPr>
-      <w:rFonts w:asciiTheme="majorHAnsi" w:eastAsiaTheme="majorEastAsia" w:hAnsiTheme="majorHAnsi" w:cstheme="majorBidi" w:ascii="Microsoft YaHei" w:hAnsi="Microsoft YaHei" w:eastAsia="Microsoft YaHei"/>
+      <w:rFonts w:asciiTheme="majorHAnsi" w:eastAsiaTheme="majorEastAsia" w:hAnsiTheme="majorHAnsi" w:cstheme="majorBidi" w:ascii="等线" w:hAnsi="等线" w:eastAsia="等线"/>
       <w:b/>
       <w:bCs/>
-      <w:color w:val="243C50"/>
-      <w:sz w:val="24"/>
+      <w:color w:val="172B45"/>
+      <w:sz w:val="26"/>
       <w:szCs w:val="26"/>
     </w:rPr>
   </w:style>
@@ -1636,10 +1652,11 @@
       <w:outlineLvl w:val="2"/>
     </w:pPr>
     <w:rPr>
-      <w:rFonts w:asciiTheme="majorHAnsi" w:eastAsiaTheme="majorEastAsia" w:hAnsiTheme="majorHAnsi" w:cstheme="majorBidi"/>
+      <w:rFonts w:asciiTheme="majorHAnsi" w:eastAsiaTheme="majorEastAsia" w:hAnsiTheme="majorHAnsi" w:cstheme="majorBidi" w:ascii="等线" w:hAnsi="等线" w:eastAsia="等线"/>
       <w:b/>
       <w:bCs/>
-      <w:color w:val="4F81BD" w:themeColor="accent1"/>
+      <w:color w:val="172B45"/>
+      <w:sz w:val="23"/>
     </w:rPr>
   </w:style>
   <w:style w:type="paragraph" w:styleId="Heading4">
@@ -1873,15 +1890,15 @@
       <w:pBdr>
         <w:bottom w:val="single" w:sz="8" w:space="4" w:color="4F81BD" w:themeColor="accent1"/>
       </w:pBdr>
-      <w:spacing w:after="120" w:line="300" w:lineRule="auto"/>
+      <w:spacing w:after="300" w:line="240" w:lineRule="auto"/>
       <w:contextualSpacing/>
     </w:pPr>
     <w:rPr>
-      <w:rFonts w:asciiTheme="majorHAnsi" w:eastAsiaTheme="majorEastAsia" w:hAnsiTheme="majorHAnsi" w:cstheme="majorBidi" w:ascii="Microsoft YaHei" w:hAnsi="Microsoft YaHei" w:eastAsia="Microsoft YaHei"/>
-      <w:color w:val="243C50"/>
+      <w:rFonts w:asciiTheme="majorHAnsi" w:eastAsiaTheme="majorEastAsia" w:hAnsiTheme="majorHAnsi" w:cstheme="majorBidi" w:ascii="等线" w:hAnsi="等线" w:eastAsia="等线"/>
+      <w:color w:val="172B45"/>
       <w:spacing w:val="5"/>
       <w:kern w:val="28"/>
-      <w:sz w:val="46"/>
+      <w:sz w:val="44"/>
       <w:szCs w:val="52"/>
     </w:rPr>
   </w:style>
